--- a/MyDocuments/Abhi_CV_DotNetCore.docx
+++ b/MyDocuments/Abhi_CV_DotNetCore.docx
@@ -1057,7 +1057,7 @@
               <w:rPr/>
             </w:pPr>
             <w:r>
-              <w:t xml:space="preserve">HSC (PCM)</w:t>
+              <w:t xml:space="preserve">HSC (PCM) 12th</w:t>
             </w:r>
             <w:r/>
           </w:p>
@@ -1117,9 +1117,8 @@
               <w:rPr/>
             </w:pPr>
             <w:r>
-              <w:t xml:space="preserve">HSC (PCM)</w:t>
+              <w:t xml:space="preserve">SSC (10th)</w:t>
             </w:r>
-            <w:r/>
             <w:r/>
           </w:p>
           <w:p>
